--- a/assets/docs/cost-grant-applications-templates/VM-grant-application-template.docx
+++ b/assets/docs/cost-grant-applications-templates/VM-grant-application-template.docx
@@ -1,6 +1,6 @@
 
 <file path=word/document.xml><?xml version="1.0" encoding="utf-8"?>
-<w:document xmlns:wpc="http://schemas.microsoft.com/office/word/2010/wordprocessingCanvas" xmlns:cx="http://schemas.microsoft.com/office/drawing/2014/chartex" xmlns:cx1="http://schemas.microsoft.com/office/drawing/2015/9/8/chartex" xmlns:cx2="http://schemas.microsoft.com/office/drawing/2015/10/21/chartex" xmlns:cx3="http://schemas.microsoft.com/office/drawing/2016/5/9/chartex" xmlns:cx4="http://schemas.microsoft.com/office/drawing/2016/5/10/chartex" xmlns:cx5="http://schemas.microsoft.com/office/drawing/2016/5/11/chartex" xmlns:cx6="http://schemas.microsoft.com/office/drawing/2016/5/12/chartex" xmlns:cx7="http://schemas.microsoft.com/office/drawing/2016/5/13/chartex" xmlns:cx8="http://schemas.microsoft.com/office/drawing/2016/5/14/chartex" xmlns:mc="http://schemas.openxmlformats.org/markup-compatibility/2006" xmlns:aink="http://schemas.microsoft.com/office/drawing/2016/ink" xmlns:am3d="http://schemas.microsoft.com/office/drawing/2017/model3d" xmlns:o="urn:schemas-microsoft-com:office:office" xmlns:r="http://schemas.openxmlformats.org/officeDocument/2006/relationships" xmlns:m="http://schemas.openxmlformats.org/officeDocument/2006/math" xmlns:v="urn:schemas-microsoft-com:vml" xmlns:wp14="http://schemas.microsoft.com/office/word/2010/wordprocessingDrawing" xmlns:wp="http://schemas.openxmlformats.org/drawingml/2006/wordprocessingDrawing" xmlns:w10="urn:schemas-microsoft-com:office:word" xmlns:w="http://schemas.openxmlformats.org/wordprocessingml/2006/main" xmlns:w14="http://schemas.microsoft.com/office/word/2010/wordml" xmlns:w15="http://schemas.microsoft.com/office/word/2012/wordml" xmlns:w16cex="http://schemas.microsoft.com/office/word/2018/wordml/cex" xmlns:w16cid="http://schemas.microsoft.com/office/word/2016/wordml/cid" xmlns:w16="http://schemas.microsoft.com/office/word/2018/wordml" xmlns:w16sdtdh="http://schemas.microsoft.com/office/word/2020/wordml/sdtdatahash" xmlns:w16se="http://schemas.microsoft.com/office/word/2015/wordml/symex" xmlns:wpg="http://schemas.microsoft.com/office/word/2010/wordprocessingGroup" xmlns:wpi="http://schemas.microsoft.com/office/word/2010/wordprocessingInk" xmlns:wne="http://schemas.microsoft.com/office/word/2006/wordml" xmlns:wps="http://schemas.microsoft.com/office/word/2010/wordprocessingShape" mc:Ignorable="w14 w15 w16se w16cid w16 w16cex w16sdtdh wp14">
+<w:document xmlns:wpc="http://schemas.microsoft.com/office/word/2010/wordprocessingCanvas" xmlns:cx="http://schemas.microsoft.com/office/drawing/2014/chartex" xmlns:cx1="http://schemas.microsoft.com/office/drawing/2015/9/8/chartex" xmlns:cx2="http://schemas.microsoft.com/office/drawing/2015/10/21/chartex" xmlns:cx3="http://schemas.microsoft.com/office/drawing/2016/5/9/chartex" xmlns:cx4="http://schemas.microsoft.com/office/drawing/2016/5/10/chartex" xmlns:cx5="http://schemas.microsoft.com/office/drawing/2016/5/11/chartex" xmlns:cx6="http://schemas.microsoft.com/office/drawing/2016/5/12/chartex" xmlns:cx7="http://schemas.microsoft.com/office/drawing/2016/5/13/chartex" xmlns:cx8="http://schemas.microsoft.com/office/drawing/2016/5/14/chartex" xmlns:mc="http://schemas.openxmlformats.org/markup-compatibility/2006" xmlns:aink="http://schemas.microsoft.com/office/drawing/2016/ink" xmlns:am3d="http://schemas.microsoft.com/office/drawing/2017/model3d" xmlns:o="urn:schemas-microsoft-com:office:office" xmlns:oel="http://schemas.microsoft.com/office/2019/extlst" xmlns:r="http://schemas.openxmlformats.org/officeDocument/2006/relationships" xmlns:m="http://schemas.openxmlformats.org/officeDocument/2006/math" xmlns:v="urn:schemas-microsoft-com:vml" xmlns:wp14="http://schemas.microsoft.com/office/word/2010/wordprocessingDrawing" xmlns:wp="http://schemas.openxmlformats.org/drawingml/2006/wordprocessingDrawing" xmlns:w10="urn:schemas-microsoft-com:office:word" xmlns:w="http://schemas.openxmlformats.org/wordprocessingml/2006/main" xmlns:w14="http://schemas.microsoft.com/office/word/2010/wordml" xmlns:w15="http://schemas.microsoft.com/office/word/2012/wordml" xmlns:w16cex="http://schemas.microsoft.com/office/word/2018/wordml/cex" xmlns:w16cid="http://schemas.microsoft.com/office/word/2016/wordml/cid" xmlns:w16="http://schemas.microsoft.com/office/word/2018/wordml" xmlns:w16du="http://schemas.microsoft.com/office/word/2023/wordml/word16du" xmlns:w16sdtdh="http://schemas.microsoft.com/office/word/2020/wordml/sdtdatahash" xmlns:w16sdtfl="http://schemas.microsoft.com/office/word/2024/wordml/sdtformatlock" xmlns:w16se="http://schemas.microsoft.com/office/word/2015/wordml/symex" xmlns:wpg="http://schemas.microsoft.com/office/word/2010/wordprocessingGroup" xmlns:wpi="http://schemas.microsoft.com/office/word/2010/wordprocessingInk" xmlns:wne="http://schemas.microsoft.com/office/word/2006/wordml" xmlns:wps="http://schemas.microsoft.com/office/word/2010/wordprocessingShape" mc:Ignorable="w14 w15 w16se w16cid w16 w16cex w16sdtdh w16sdtfl w16du wp14">
   <w:body>
     <w:p>
       <w:pPr>
@@ -1139,6 +1139,7 @@
             <w:tcW w:w="9356" w:type="dxa"/>
             <w:tcBorders>
               <w:top w:val="nil"/>
+              <w:bottom w:val="nil"/>
             </w:tcBorders>
           </w:tcPr>
           <w:p>
@@ -1235,6 +1236,116 @@
                 <w:shd w:val="clear" w:color="auto" w:fill="C5C5BD" w:themeFill="background2"/>
               </w:rPr>
               <w:t xml:space="preserve"> summary here. </w:t>
+            </w:r>
+          </w:p>
+        </w:tc>
+      </w:tr>
+      <w:tr>
+        <w:trPr>
+          <w:trHeight w:val="2114"/>
+        </w:trPr>
+        <w:tc>
+          <w:tcPr>
+            <w:tcW w:w="9356" w:type="dxa"/>
+            <w:tcBorders>
+              <w:top w:val="nil"/>
+            </w:tcBorders>
+          </w:tcPr>
+          <w:p>
+            <w:pPr>
+              <w:spacing w:before="120"/>
+              <w:rPr>
+                <w:b/>
+                <w:sz w:val="22"/>
+                <w:szCs w:val="22"/>
+                <w:u w:val="single"/>
+              </w:rPr>
+            </w:pPr>
+            <w:r>
+              <w:rPr>
+                <w:b/>
+                <w:sz w:val="22"/>
+                <w:szCs w:val="22"/>
+                <w:u w:val="single"/>
+              </w:rPr>
+              <w:t>Justification of expenses</w:t>
+            </w:r>
+            <w:r>
+              <w:rPr>
+                <w:b/>
+                <w:sz w:val="22"/>
+                <w:szCs w:val="22"/>
+                <w:u w:val="single"/>
+              </w:rPr>
+              <w:t xml:space="preserve">. </w:t>
+            </w:r>
+          </w:p>
+          <w:p>
+            <w:pPr>
+              <w:spacing w:before="120"/>
+              <w:rPr>
+                <w:bCs/>
+                <w:sz w:val="22"/>
+                <w:szCs w:val="22"/>
+              </w:rPr>
+            </w:pPr>
+            <w:r>
+              <w:rPr>
+                <w:bCs/>
+                <w:sz w:val="22"/>
+                <w:szCs w:val="22"/>
+              </w:rPr>
+              <w:t>Please include a clear justification of the requested expenses</w:t>
+            </w:r>
+            <w:r>
+              <w:rPr>
+                <w:bCs/>
+                <w:sz w:val="22"/>
+                <w:szCs w:val="22"/>
+              </w:rPr>
+              <w:t xml:space="preserve"> </w:t>
+            </w:r>
+            <w:r>
+              <w:rPr>
+                <w:bCs/>
+                <w:sz w:val="22"/>
+                <w:szCs w:val="22"/>
+              </w:rPr>
+              <w:t>so that the Grant Reviewers can assess whether the proposed budget is reasonable and eligible</w:t>
+            </w:r>
+          </w:p>
+          <w:p>
+            <w:pPr>
+              <w:spacing w:before="120"/>
+              <w:jc w:val="both"/>
+              <w:rPr>
+                <w:i/>
+                <w:iCs/>
+              </w:rPr>
+            </w:pPr>
+            <w:r>
+              <w:rPr>
+                <w:shd w:val="clear" w:color="auto" w:fill="C5C5BD" w:themeFill="background2"/>
+              </w:rPr>
+              <w:t>Applicant</w:t>
+            </w:r>
+            <w:r>
+              <w:rPr>
+                <w:shd w:val="clear" w:color="auto" w:fill="C5C5BD" w:themeFill="background2"/>
+              </w:rPr>
+              <w:t xml:space="preserve"> enters</w:t>
+            </w:r>
+            <w:r>
+              <w:rPr>
+                <w:shd w:val="clear" w:color="auto" w:fill="C5C5BD" w:themeFill="background2"/>
+              </w:rPr>
+              <w:t xml:space="preserve"> justification</w:t>
+            </w:r>
+            <w:r>
+              <w:rPr>
+                <w:shd w:val="clear" w:color="auto" w:fill="C5C5BD" w:themeFill="background2"/>
+              </w:rPr>
+              <w:t xml:space="preserve"> here.</w:t>
             </w:r>
           </w:p>
         </w:tc>
@@ -1262,7 +1373,7 @@
 </file>
 
 <file path=word/endnotes.xml><?xml version="1.0" encoding="utf-8"?>
-<w:endnotes xmlns:wpc="http://schemas.microsoft.com/office/word/2010/wordprocessingCanvas" xmlns:cx="http://schemas.microsoft.com/office/drawing/2014/chartex" xmlns:cx1="http://schemas.microsoft.com/office/drawing/2015/9/8/chartex" xmlns:cx2="http://schemas.microsoft.com/office/drawing/2015/10/21/chartex" xmlns:cx3="http://schemas.microsoft.com/office/drawing/2016/5/9/chartex" xmlns:cx4="http://schemas.microsoft.com/office/drawing/2016/5/10/chartex" xmlns:cx5="http://schemas.microsoft.com/office/drawing/2016/5/11/chartex" xmlns:cx6="http://schemas.microsoft.com/office/drawing/2016/5/12/chartex" xmlns:cx7="http://schemas.microsoft.com/office/drawing/2016/5/13/chartex" xmlns:cx8="http://schemas.microsoft.com/office/drawing/2016/5/14/chartex" xmlns:mc="http://schemas.openxmlformats.org/markup-compatibility/2006" xmlns:aink="http://schemas.microsoft.com/office/drawing/2016/ink" xmlns:am3d="http://schemas.microsoft.com/office/drawing/2017/model3d" xmlns:o="urn:schemas-microsoft-com:office:office" xmlns:r="http://schemas.openxmlformats.org/officeDocument/2006/relationships" xmlns:m="http://schemas.openxmlformats.org/officeDocument/2006/math" xmlns:v="urn:schemas-microsoft-com:vml" xmlns:wp14="http://schemas.microsoft.com/office/word/2010/wordprocessingDrawing" xmlns:wp="http://schemas.openxmlformats.org/drawingml/2006/wordprocessingDrawing" xmlns:w10="urn:schemas-microsoft-com:office:word" xmlns:w="http://schemas.openxmlformats.org/wordprocessingml/2006/main" xmlns:w14="http://schemas.microsoft.com/office/word/2010/wordml" xmlns:w15="http://schemas.microsoft.com/office/word/2012/wordml" xmlns:w16cex="http://schemas.microsoft.com/office/word/2018/wordml/cex" xmlns:w16cid="http://schemas.microsoft.com/office/word/2016/wordml/cid" xmlns:w16="http://schemas.microsoft.com/office/word/2018/wordml" xmlns:w16sdtdh="http://schemas.microsoft.com/office/word/2020/wordml/sdtdatahash" xmlns:w16se="http://schemas.microsoft.com/office/word/2015/wordml/symex" xmlns:wpg="http://schemas.microsoft.com/office/word/2010/wordprocessingGroup" xmlns:wpi="http://schemas.microsoft.com/office/word/2010/wordprocessingInk" xmlns:wne="http://schemas.microsoft.com/office/word/2006/wordml" xmlns:wps="http://schemas.microsoft.com/office/word/2010/wordprocessingShape" mc:Ignorable="w14 w15 w16se w16cid w16 w16cex w16sdtdh wp14">
+<w:endnotes xmlns:wpc="http://schemas.microsoft.com/office/word/2010/wordprocessingCanvas" xmlns:cx="http://schemas.microsoft.com/office/drawing/2014/chartex" xmlns:cx1="http://schemas.microsoft.com/office/drawing/2015/9/8/chartex" xmlns:cx2="http://schemas.microsoft.com/office/drawing/2015/10/21/chartex" xmlns:cx3="http://schemas.microsoft.com/office/drawing/2016/5/9/chartex" xmlns:cx4="http://schemas.microsoft.com/office/drawing/2016/5/10/chartex" xmlns:cx5="http://schemas.microsoft.com/office/drawing/2016/5/11/chartex" xmlns:cx6="http://schemas.microsoft.com/office/drawing/2016/5/12/chartex" xmlns:cx7="http://schemas.microsoft.com/office/drawing/2016/5/13/chartex" xmlns:cx8="http://schemas.microsoft.com/office/drawing/2016/5/14/chartex" xmlns:mc="http://schemas.openxmlformats.org/markup-compatibility/2006" xmlns:aink="http://schemas.microsoft.com/office/drawing/2016/ink" xmlns:am3d="http://schemas.microsoft.com/office/drawing/2017/model3d" xmlns:o="urn:schemas-microsoft-com:office:office" xmlns:oel="http://schemas.microsoft.com/office/2019/extlst" xmlns:r="http://schemas.openxmlformats.org/officeDocument/2006/relationships" xmlns:m="http://schemas.openxmlformats.org/officeDocument/2006/math" xmlns:v="urn:schemas-microsoft-com:vml" xmlns:wp14="http://schemas.microsoft.com/office/word/2010/wordprocessingDrawing" xmlns:wp="http://schemas.openxmlformats.org/drawingml/2006/wordprocessingDrawing" xmlns:w10="urn:schemas-microsoft-com:office:word" xmlns:w="http://schemas.openxmlformats.org/wordprocessingml/2006/main" xmlns:w14="http://schemas.microsoft.com/office/word/2010/wordml" xmlns:w15="http://schemas.microsoft.com/office/word/2012/wordml" xmlns:w16cex="http://schemas.microsoft.com/office/word/2018/wordml/cex" xmlns:w16cid="http://schemas.microsoft.com/office/word/2016/wordml/cid" xmlns:w16="http://schemas.microsoft.com/office/word/2018/wordml" xmlns:w16du="http://schemas.microsoft.com/office/word/2023/wordml/word16du" xmlns:w16sdtdh="http://schemas.microsoft.com/office/word/2020/wordml/sdtdatahash" xmlns:w16sdtfl="http://schemas.microsoft.com/office/word/2024/wordml/sdtformatlock" xmlns:w16se="http://schemas.microsoft.com/office/word/2015/wordml/symex" xmlns:wpg="http://schemas.microsoft.com/office/word/2010/wordprocessingGroup" xmlns:wpi="http://schemas.microsoft.com/office/word/2010/wordprocessingInk" xmlns:wne="http://schemas.microsoft.com/office/word/2006/wordml" xmlns:wps="http://schemas.microsoft.com/office/word/2010/wordprocessingShape" mc:Ignorable="w14 w15 w16se w16cid w16 w16cex w16sdtdh w16sdtfl w16du wp14">
   <w:endnote w:type="separator" w:id="-1">
     <w:p>
       <w:r>
@@ -1281,7 +1392,7 @@
 </file>
 
 <file path=word/footer1.xml><?xml version="1.0" encoding="utf-8"?>
-<w:ftr xmlns:wpc="http://schemas.microsoft.com/office/word/2010/wordprocessingCanvas" xmlns:cx="http://schemas.microsoft.com/office/drawing/2014/chartex" xmlns:cx1="http://schemas.microsoft.com/office/drawing/2015/9/8/chartex" xmlns:cx2="http://schemas.microsoft.com/office/drawing/2015/10/21/chartex" xmlns:cx3="http://schemas.microsoft.com/office/drawing/2016/5/9/chartex" xmlns:cx4="http://schemas.microsoft.com/office/drawing/2016/5/10/chartex" xmlns:cx5="http://schemas.microsoft.com/office/drawing/2016/5/11/chartex" xmlns:cx6="http://schemas.microsoft.com/office/drawing/2016/5/12/chartex" xmlns:cx7="http://schemas.microsoft.com/office/drawing/2016/5/13/chartex" xmlns:cx8="http://schemas.microsoft.com/office/drawing/2016/5/14/chartex" xmlns:mc="http://schemas.openxmlformats.org/markup-compatibility/2006" xmlns:aink="http://schemas.microsoft.com/office/drawing/2016/ink" xmlns:am3d="http://schemas.microsoft.com/office/drawing/2017/model3d" xmlns:o="urn:schemas-microsoft-com:office:office" xmlns:r="http://schemas.openxmlformats.org/officeDocument/2006/relationships" xmlns:m="http://schemas.openxmlformats.org/officeDocument/2006/math" xmlns:v="urn:schemas-microsoft-com:vml" xmlns:wp14="http://schemas.microsoft.com/office/word/2010/wordprocessingDrawing" xmlns:wp="http://schemas.openxmlformats.org/drawingml/2006/wordprocessingDrawing" xmlns:w10="urn:schemas-microsoft-com:office:word" xmlns:w="http://schemas.openxmlformats.org/wordprocessingml/2006/main" xmlns:w14="http://schemas.microsoft.com/office/word/2010/wordml" xmlns:w15="http://schemas.microsoft.com/office/word/2012/wordml" xmlns:w16cex="http://schemas.microsoft.com/office/word/2018/wordml/cex" xmlns:w16cid="http://schemas.microsoft.com/office/word/2016/wordml/cid" xmlns:w16="http://schemas.microsoft.com/office/word/2018/wordml" xmlns:w16sdtdh="http://schemas.microsoft.com/office/word/2020/wordml/sdtdatahash" xmlns:w16se="http://schemas.microsoft.com/office/word/2015/wordml/symex" xmlns:wpg="http://schemas.microsoft.com/office/word/2010/wordprocessingGroup" xmlns:wpi="http://schemas.microsoft.com/office/word/2010/wordprocessingInk" xmlns:wne="http://schemas.microsoft.com/office/word/2006/wordml" xmlns:wps="http://schemas.microsoft.com/office/word/2010/wordprocessingShape" mc:Ignorable="w14 w15 w16se w16cid w16 w16cex w16sdtdh wp14">
+<w:ftr xmlns:wpc="http://schemas.microsoft.com/office/word/2010/wordprocessingCanvas" xmlns:cx="http://schemas.microsoft.com/office/drawing/2014/chartex" xmlns:cx1="http://schemas.microsoft.com/office/drawing/2015/9/8/chartex" xmlns:cx2="http://schemas.microsoft.com/office/drawing/2015/10/21/chartex" xmlns:cx3="http://schemas.microsoft.com/office/drawing/2016/5/9/chartex" xmlns:cx4="http://schemas.microsoft.com/office/drawing/2016/5/10/chartex" xmlns:cx5="http://schemas.microsoft.com/office/drawing/2016/5/11/chartex" xmlns:cx6="http://schemas.microsoft.com/office/drawing/2016/5/12/chartex" xmlns:cx7="http://schemas.microsoft.com/office/drawing/2016/5/13/chartex" xmlns:cx8="http://schemas.microsoft.com/office/drawing/2016/5/14/chartex" xmlns:mc="http://schemas.openxmlformats.org/markup-compatibility/2006" xmlns:aink="http://schemas.microsoft.com/office/drawing/2016/ink" xmlns:am3d="http://schemas.microsoft.com/office/drawing/2017/model3d" xmlns:o="urn:schemas-microsoft-com:office:office" xmlns:oel="http://schemas.microsoft.com/office/2019/extlst" xmlns:r="http://schemas.openxmlformats.org/officeDocument/2006/relationships" xmlns:m="http://schemas.openxmlformats.org/officeDocument/2006/math" xmlns:v="urn:schemas-microsoft-com:vml" xmlns:wp14="http://schemas.microsoft.com/office/word/2010/wordprocessingDrawing" xmlns:wp="http://schemas.openxmlformats.org/drawingml/2006/wordprocessingDrawing" xmlns:w10="urn:schemas-microsoft-com:office:word" xmlns:w="http://schemas.openxmlformats.org/wordprocessingml/2006/main" xmlns:w14="http://schemas.microsoft.com/office/word/2010/wordml" xmlns:w15="http://schemas.microsoft.com/office/word/2012/wordml" xmlns:w16cex="http://schemas.microsoft.com/office/word/2018/wordml/cex" xmlns:w16cid="http://schemas.microsoft.com/office/word/2016/wordml/cid" xmlns:w16="http://schemas.microsoft.com/office/word/2018/wordml" xmlns:w16du="http://schemas.microsoft.com/office/word/2023/wordml/word16du" xmlns:w16sdtdh="http://schemas.microsoft.com/office/word/2020/wordml/sdtdatahash" xmlns:w16sdtfl="http://schemas.microsoft.com/office/word/2024/wordml/sdtformatlock" xmlns:w16se="http://schemas.microsoft.com/office/word/2015/wordml/symex" xmlns:wpg="http://schemas.microsoft.com/office/word/2010/wordprocessingGroup" xmlns:wpi="http://schemas.microsoft.com/office/word/2010/wordprocessingInk" xmlns:wne="http://schemas.microsoft.com/office/word/2006/wordml" xmlns:wps="http://schemas.microsoft.com/office/word/2010/wordprocessingShape" mc:Ignorable="w14 w15 w16se w16cid w16 w16cex w16sdtdh w16sdtfl w16du wp14">
   <w:p>
     <w:pPr>
       <w:pStyle w:val="Footer"/>
@@ -1487,7 +1598,7 @@
 </file>
 
 <file path=word/footer2.xml><?xml version="1.0" encoding="utf-8"?>
-<w:ftr xmlns:wpc="http://schemas.microsoft.com/office/word/2010/wordprocessingCanvas" xmlns:cx="http://schemas.microsoft.com/office/drawing/2014/chartex" xmlns:cx1="http://schemas.microsoft.com/office/drawing/2015/9/8/chartex" xmlns:cx2="http://schemas.microsoft.com/office/drawing/2015/10/21/chartex" xmlns:cx3="http://schemas.microsoft.com/office/drawing/2016/5/9/chartex" xmlns:cx4="http://schemas.microsoft.com/office/drawing/2016/5/10/chartex" xmlns:cx5="http://schemas.microsoft.com/office/drawing/2016/5/11/chartex" xmlns:cx6="http://schemas.microsoft.com/office/drawing/2016/5/12/chartex" xmlns:cx7="http://schemas.microsoft.com/office/drawing/2016/5/13/chartex" xmlns:cx8="http://schemas.microsoft.com/office/drawing/2016/5/14/chartex" xmlns:mc="http://schemas.openxmlformats.org/markup-compatibility/2006" xmlns:aink="http://schemas.microsoft.com/office/drawing/2016/ink" xmlns:am3d="http://schemas.microsoft.com/office/drawing/2017/model3d" xmlns:o="urn:schemas-microsoft-com:office:office" xmlns:r="http://schemas.openxmlformats.org/officeDocument/2006/relationships" xmlns:m="http://schemas.openxmlformats.org/officeDocument/2006/math" xmlns:v="urn:schemas-microsoft-com:vml" xmlns:wp14="http://schemas.microsoft.com/office/word/2010/wordprocessingDrawing" xmlns:wp="http://schemas.openxmlformats.org/drawingml/2006/wordprocessingDrawing" xmlns:w10="urn:schemas-microsoft-com:office:word" xmlns:w="http://schemas.openxmlformats.org/wordprocessingml/2006/main" xmlns:w14="http://schemas.microsoft.com/office/word/2010/wordml" xmlns:w15="http://schemas.microsoft.com/office/word/2012/wordml" xmlns:w16cex="http://schemas.microsoft.com/office/word/2018/wordml/cex" xmlns:w16cid="http://schemas.microsoft.com/office/word/2016/wordml/cid" xmlns:w16="http://schemas.microsoft.com/office/word/2018/wordml" xmlns:w16sdtdh="http://schemas.microsoft.com/office/word/2020/wordml/sdtdatahash" xmlns:w16se="http://schemas.microsoft.com/office/word/2015/wordml/symex" xmlns:wpg="http://schemas.microsoft.com/office/word/2010/wordprocessingGroup" xmlns:wpi="http://schemas.microsoft.com/office/word/2010/wordprocessingInk" xmlns:wne="http://schemas.microsoft.com/office/word/2006/wordml" xmlns:wps="http://schemas.microsoft.com/office/word/2010/wordprocessingShape" mc:Ignorable="w14 w15 w16se w16cid w16 w16cex w16sdtdh wp14">
+<w:ftr xmlns:wpc="http://schemas.microsoft.com/office/word/2010/wordprocessingCanvas" xmlns:cx="http://schemas.microsoft.com/office/drawing/2014/chartex" xmlns:cx1="http://schemas.microsoft.com/office/drawing/2015/9/8/chartex" xmlns:cx2="http://schemas.microsoft.com/office/drawing/2015/10/21/chartex" xmlns:cx3="http://schemas.microsoft.com/office/drawing/2016/5/9/chartex" xmlns:cx4="http://schemas.microsoft.com/office/drawing/2016/5/10/chartex" xmlns:cx5="http://schemas.microsoft.com/office/drawing/2016/5/11/chartex" xmlns:cx6="http://schemas.microsoft.com/office/drawing/2016/5/12/chartex" xmlns:cx7="http://schemas.microsoft.com/office/drawing/2016/5/13/chartex" xmlns:cx8="http://schemas.microsoft.com/office/drawing/2016/5/14/chartex" xmlns:mc="http://schemas.openxmlformats.org/markup-compatibility/2006" xmlns:aink="http://schemas.microsoft.com/office/drawing/2016/ink" xmlns:am3d="http://schemas.microsoft.com/office/drawing/2017/model3d" xmlns:o="urn:schemas-microsoft-com:office:office" xmlns:oel="http://schemas.microsoft.com/office/2019/extlst" xmlns:r="http://schemas.openxmlformats.org/officeDocument/2006/relationships" xmlns:m="http://schemas.openxmlformats.org/officeDocument/2006/math" xmlns:v="urn:schemas-microsoft-com:vml" xmlns:wp14="http://schemas.microsoft.com/office/word/2010/wordprocessingDrawing" xmlns:wp="http://schemas.openxmlformats.org/drawingml/2006/wordprocessingDrawing" xmlns:w10="urn:schemas-microsoft-com:office:word" xmlns:w="http://schemas.openxmlformats.org/wordprocessingml/2006/main" xmlns:w14="http://schemas.microsoft.com/office/word/2010/wordml" xmlns:w15="http://schemas.microsoft.com/office/word/2012/wordml" xmlns:w16cex="http://schemas.microsoft.com/office/word/2018/wordml/cex" xmlns:w16cid="http://schemas.microsoft.com/office/word/2016/wordml/cid" xmlns:w16="http://schemas.microsoft.com/office/word/2018/wordml" xmlns:w16du="http://schemas.microsoft.com/office/word/2023/wordml/word16du" xmlns:w16sdtdh="http://schemas.microsoft.com/office/word/2020/wordml/sdtdatahash" xmlns:w16sdtfl="http://schemas.microsoft.com/office/word/2024/wordml/sdtformatlock" xmlns:w16se="http://schemas.microsoft.com/office/word/2015/wordml/symex" xmlns:wpg="http://schemas.microsoft.com/office/word/2010/wordprocessingGroup" xmlns:wpi="http://schemas.microsoft.com/office/word/2010/wordprocessingInk" xmlns:wne="http://schemas.microsoft.com/office/word/2006/wordml" xmlns:wps="http://schemas.microsoft.com/office/word/2010/wordprocessingShape" mc:Ignorable="w14 w15 w16se w16cid w16 w16cex w16sdtdh w16sdtfl w16du wp14">
   <w:p>
     <w:pPr>
       <w:pStyle w:val="Footer"/>
@@ -1594,7 +1705,7 @@
 </file>
 
 <file path=word/footnotes.xml><?xml version="1.0" encoding="utf-8"?>
-<w:footnotes xmlns:wpc="http://schemas.microsoft.com/office/word/2010/wordprocessingCanvas" xmlns:cx="http://schemas.microsoft.com/office/drawing/2014/chartex" xmlns:cx1="http://schemas.microsoft.com/office/drawing/2015/9/8/chartex" xmlns:cx2="http://schemas.microsoft.com/office/drawing/2015/10/21/chartex" xmlns:cx3="http://schemas.microsoft.com/office/drawing/2016/5/9/chartex" xmlns:cx4="http://schemas.microsoft.com/office/drawing/2016/5/10/chartex" xmlns:cx5="http://schemas.microsoft.com/office/drawing/2016/5/11/chartex" xmlns:cx6="http://schemas.microsoft.com/office/drawing/2016/5/12/chartex" xmlns:cx7="http://schemas.microsoft.com/office/drawing/2016/5/13/chartex" xmlns:cx8="http://schemas.microsoft.com/office/drawing/2016/5/14/chartex" xmlns:mc="http://schemas.openxmlformats.org/markup-compatibility/2006" xmlns:aink="http://schemas.microsoft.com/office/drawing/2016/ink" xmlns:am3d="http://schemas.microsoft.com/office/drawing/2017/model3d" xmlns:o="urn:schemas-microsoft-com:office:office" xmlns:r="http://schemas.openxmlformats.org/officeDocument/2006/relationships" xmlns:m="http://schemas.openxmlformats.org/officeDocument/2006/math" xmlns:v="urn:schemas-microsoft-com:vml" xmlns:wp14="http://schemas.microsoft.com/office/word/2010/wordprocessingDrawing" xmlns:wp="http://schemas.openxmlformats.org/drawingml/2006/wordprocessingDrawing" xmlns:w10="urn:schemas-microsoft-com:office:word" xmlns:w="http://schemas.openxmlformats.org/wordprocessingml/2006/main" xmlns:w14="http://schemas.microsoft.com/office/word/2010/wordml" xmlns:w15="http://schemas.microsoft.com/office/word/2012/wordml" xmlns:w16cex="http://schemas.microsoft.com/office/word/2018/wordml/cex" xmlns:w16cid="http://schemas.microsoft.com/office/word/2016/wordml/cid" xmlns:w16="http://schemas.microsoft.com/office/word/2018/wordml" xmlns:w16sdtdh="http://schemas.microsoft.com/office/word/2020/wordml/sdtdatahash" xmlns:w16se="http://schemas.microsoft.com/office/word/2015/wordml/symex" xmlns:wpg="http://schemas.microsoft.com/office/word/2010/wordprocessingGroup" xmlns:wpi="http://schemas.microsoft.com/office/word/2010/wordprocessingInk" xmlns:wne="http://schemas.microsoft.com/office/word/2006/wordml" xmlns:wps="http://schemas.microsoft.com/office/word/2010/wordprocessingShape" mc:Ignorable="w14 w15 w16se w16cid w16 w16cex w16sdtdh wp14">
+<w:footnotes xmlns:wpc="http://schemas.microsoft.com/office/word/2010/wordprocessingCanvas" xmlns:cx="http://schemas.microsoft.com/office/drawing/2014/chartex" xmlns:cx1="http://schemas.microsoft.com/office/drawing/2015/9/8/chartex" xmlns:cx2="http://schemas.microsoft.com/office/drawing/2015/10/21/chartex" xmlns:cx3="http://schemas.microsoft.com/office/drawing/2016/5/9/chartex" xmlns:cx4="http://schemas.microsoft.com/office/drawing/2016/5/10/chartex" xmlns:cx5="http://schemas.microsoft.com/office/drawing/2016/5/11/chartex" xmlns:cx6="http://schemas.microsoft.com/office/drawing/2016/5/12/chartex" xmlns:cx7="http://schemas.microsoft.com/office/drawing/2016/5/13/chartex" xmlns:cx8="http://schemas.microsoft.com/office/drawing/2016/5/14/chartex" xmlns:mc="http://schemas.openxmlformats.org/markup-compatibility/2006" xmlns:aink="http://schemas.microsoft.com/office/drawing/2016/ink" xmlns:am3d="http://schemas.microsoft.com/office/drawing/2017/model3d" xmlns:o="urn:schemas-microsoft-com:office:office" xmlns:oel="http://schemas.microsoft.com/office/2019/extlst" xmlns:r="http://schemas.openxmlformats.org/officeDocument/2006/relationships" xmlns:m="http://schemas.openxmlformats.org/officeDocument/2006/math" xmlns:v="urn:schemas-microsoft-com:vml" xmlns:wp14="http://schemas.microsoft.com/office/word/2010/wordprocessingDrawing" xmlns:wp="http://schemas.openxmlformats.org/drawingml/2006/wordprocessingDrawing" xmlns:w10="urn:schemas-microsoft-com:office:word" xmlns:w="http://schemas.openxmlformats.org/wordprocessingml/2006/main" xmlns:w14="http://schemas.microsoft.com/office/word/2010/wordml" xmlns:w15="http://schemas.microsoft.com/office/word/2012/wordml" xmlns:w16cex="http://schemas.microsoft.com/office/word/2018/wordml/cex" xmlns:w16cid="http://schemas.microsoft.com/office/word/2016/wordml/cid" xmlns:w16="http://schemas.microsoft.com/office/word/2018/wordml" xmlns:w16du="http://schemas.microsoft.com/office/word/2023/wordml/word16du" xmlns:w16sdtdh="http://schemas.microsoft.com/office/word/2020/wordml/sdtdatahash" xmlns:w16sdtfl="http://schemas.microsoft.com/office/word/2024/wordml/sdtformatlock" xmlns:w16se="http://schemas.microsoft.com/office/word/2015/wordml/symex" xmlns:wpg="http://schemas.microsoft.com/office/word/2010/wordprocessingGroup" xmlns:wpi="http://schemas.microsoft.com/office/word/2010/wordprocessingInk" xmlns:wne="http://schemas.microsoft.com/office/word/2006/wordml" xmlns:wps="http://schemas.microsoft.com/office/word/2010/wordprocessingShape" mc:Ignorable="w14 w15 w16se w16cid w16 w16cex w16sdtdh w16sdtfl w16du wp14">
   <w:footnote w:type="separator" w:id="-1">
     <w:p>
       <w:r>
@@ -1665,7 +1776,7 @@
 </file>
 
 <file path=word/header1.xml><?xml version="1.0" encoding="utf-8"?>
-<w:hdr xmlns:wpc="http://schemas.microsoft.com/office/word/2010/wordprocessingCanvas" xmlns:cx="http://schemas.microsoft.com/office/drawing/2014/chartex" xmlns:cx1="http://schemas.microsoft.com/office/drawing/2015/9/8/chartex" xmlns:cx2="http://schemas.microsoft.com/office/drawing/2015/10/21/chartex" xmlns:cx3="http://schemas.microsoft.com/office/drawing/2016/5/9/chartex" xmlns:cx4="http://schemas.microsoft.com/office/drawing/2016/5/10/chartex" xmlns:cx5="http://schemas.microsoft.com/office/drawing/2016/5/11/chartex" xmlns:cx6="http://schemas.microsoft.com/office/drawing/2016/5/12/chartex" xmlns:cx7="http://schemas.microsoft.com/office/drawing/2016/5/13/chartex" xmlns:cx8="http://schemas.microsoft.com/office/drawing/2016/5/14/chartex" xmlns:mc="http://schemas.openxmlformats.org/markup-compatibility/2006" xmlns:aink="http://schemas.microsoft.com/office/drawing/2016/ink" xmlns:am3d="http://schemas.microsoft.com/office/drawing/2017/model3d" xmlns:o="urn:schemas-microsoft-com:office:office" xmlns:r="http://schemas.openxmlformats.org/officeDocument/2006/relationships" xmlns:m="http://schemas.openxmlformats.org/officeDocument/2006/math" xmlns:v="urn:schemas-microsoft-com:vml" xmlns:wp14="http://schemas.microsoft.com/office/word/2010/wordprocessingDrawing" xmlns:wp="http://schemas.openxmlformats.org/drawingml/2006/wordprocessingDrawing" xmlns:w10="urn:schemas-microsoft-com:office:word" xmlns:w="http://schemas.openxmlformats.org/wordprocessingml/2006/main" xmlns:w14="http://schemas.microsoft.com/office/word/2010/wordml" xmlns:w15="http://schemas.microsoft.com/office/word/2012/wordml" xmlns:w16cex="http://schemas.microsoft.com/office/word/2018/wordml/cex" xmlns:w16cid="http://schemas.microsoft.com/office/word/2016/wordml/cid" xmlns:w16="http://schemas.microsoft.com/office/word/2018/wordml" xmlns:w16sdtdh="http://schemas.microsoft.com/office/word/2020/wordml/sdtdatahash" xmlns:w16se="http://schemas.microsoft.com/office/word/2015/wordml/symex" xmlns:wpg="http://schemas.microsoft.com/office/word/2010/wordprocessingGroup" xmlns:wpi="http://schemas.microsoft.com/office/word/2010/wordprocessingInk" xmlns:wne="http://schemas.microsoft.com/office/word/2006/wordml" xmlns:wps="http://schemas.microsoft.com/office/word/2010/wordprocessingShape" mc:Ignorable="w14 w15 w16se w16cid w16 w16cex w16sdtdh wp14">
+<w:hdr xmlns:wpc="http://schemas.microsoft.com/office/word/2010/wordprocessingCanvas" xmlns:cx="http://schemas.microsoft.com/office/drawing/2014/chartex" xmlns:cx1="http://schemas.microsoft.com/office/drawing/2015/9/8/chartex" xmlns:cx2="http://schemas.microsoft.com/office/drawing/2015/10/21/chartex" xmlns:cx3="http://schemas.microsoft.com/office/drawing/2016/5/9/chartex" xmlns:cx4="http://schemas.microsoft.com/office/drawing/2016/5/10/chartex" xmlns:cx5="http://schemas.microsoft.com/office/drawing/2016/5/11/chartex" xmlns:cx6="http://schemas.microsoft.com/office/drawing/2016/5/12/chartex" xmlns:cx7="http://schemas.microsoft.com/office/drawing/2016/5/13/chartex" xmlns:cx8="http://schemas.microsoft.com/office/drawing/2016/5/14/chartex" xmlns:mc="http://schemas.openxmlformats.org/markup-compatibility/2006" xmlns:aink="http://schemas.microsoft.com/office/drawing/2016/ink" xmlns:am3d="http://schemas.microsoft.com/office/drawing/2017/model3d" xmlns:o="urn:schemas-microsoft-com:office:office" xmlns:oel="http://schemas.microsoft.com/office/2019/extlst" xmlns:r="http://schemas.openxmlformats.org/officeDocument/2006/relationships" xmlns:m="http://schemas.openxmlformats.org/officeDocument/2006/math" xmlns:v="urn:schemas-microsoft-com:vml" xmlns:wp14="http://schemas.microsoft.com/office/word/2010/wordprocessingDrawing" xmlns:wp="http://schemas.openxmlformats.org/drawingml/2006/wordprocessingDrawing" xmlns:w10="urn:schemas-microsoft-com:office:word" xmlns:w="http://schemas.openxmlformats.org/wordprocessingml/2006/main" xmlns:w14="http://schemas.microsoft.com/office/word/2010/wordml" xmlns:w15="http://schemas.microsoft.com/office/word/2012/wordml" xmlns:w16cex="http://schemas.microsoft.com/office/word/2018/wordml/cex" xmlns:w16cid="http://schemas.microsoft.com/office/word/2016/wordml/cid" xmlns:w16="http://schemas.microsoft.com/office/word/2018/wordml" xmlns:w16du="http://schemas.microsoft.com/office/word/2023/wordml/word16du" xmlns:w16sdtdh="http://schemas.microsoft.com/office/word/2020/wordml/sdtdatahash" xmlns:w16sdtfl="http://schemas.microsoft.com/office/word/2024/wordml/sdtformatlock" xmlns:w16se="http://schemas.microsoft.com/office/word/2015/wordml/symex" xmlns:wpg="http://schemas.microsoft.com/office/word/2010/wordprocessingGroup" xmlns:wpi="http://schemas.microsoft.com/office/word/2010/wordprocessingInk" xmlns:wne="http://schemas.microsoft.com/office/word/2006/wordml" xmlns:wps="http://schemas.microsoft.com/office/word/2010/wordprocessingShape" mc:Ignorable="w14 w15 w16se w16cid w16 w16cex w16sdtdh w16sdtfl w16du wp14">
   <w:p>
     <w:pPr>
       <w:pStyle w:val="Header"/>
@@ -1736,7 +1847,7 @@
 </file>
 
 <file path=word/header2.xml><?xml version="1.0" encoding="utf-8"?>
-<w:hdr xmlns:wpc="http://schemas.microsoft.com/office/word/2010/wordprocessingCanvas" xmlns:cx="http://schemas.microsoft.com/office/drawing/2014/chartex" xmlns:cx1="http://schemas.microsoft.com/office/drawing/2015/9/8/chartex" xmlns:cx2="http://schemas.microsoft.com/office/drawing/2015/10/21/chartex" xmlns:cx3="http://schemas.microsoft.com/office/drawing/2016/5/9/chartex" xmlns:cx4="http://schemas.microsoft.com/office/drawing/2016/5/10/chartex" xmlns:cx5="http://schemas.microsoft.com/office/drawing/2016/5/11/chartex" xmlns:cx6="http://schemas.microsoft.com/office/drawing/2016/5/12/chartex" xmlns:cx7="http://schemas.microsoft.com/office/drawing/2016/5/13/chartex" xmlns:cx8="http://schemas.microsoft.com/office/drawing/2016/5/14/chartex" xmlns:mc="http://schemas.openxmlformats.org/markup-compatibility/2006" xmlns:aink="http://schemas.microsoft.com/office/drawing/2016/ink" xmlns:am3d="http://schemas.microsoft.com/office/drawing/2017/model3d" xmlns:o="urn:schemas-microsoft-com:office:office" xmlns:r="http://schemas.openxmlformats.org/officeDocument/2006/relationships" xmlns:m="http://schemas.openxmlformats.org/officeDocument/2006/math" xmlns:v="urn:schemas-microsoft-com:vml" xmlns:wp14="http://schemas.microsoft.com/office/word/2010/wordprocessingDrawing" xmlns:wp="http://schemas.openxmlformats.org/drawingml/2006/wordprocessingDrawing" xmlns:w10="urn:schemas-microsoft-com:office:word" xmlns:w="http://schemas.openxmlformats.org/wordprocessingml/2006/main" xmlns:w14="http://schemas.microsoft.com/office/word/2010/wordml" xmlns:w15="http://schemas.microsoft.com/office/word/2012/wordml" xmlns:w16cex="http://schemas.microsoft.com/office/word/2018/wordml/cex" xmlns:w16cid="http://schemas.microsoft.com/office/word/2016/wordml/cid" xmlns:w16="http://schemas.microsoft.com/office/word/2018/wordml" xmlns:w16sdtdh="http://schemas.microsoft.com/office/word/2020/wordml/sdtdatahash" xmlns:w16se="http://schemas.microsoft.com/office/word/2015/wordml/symex" xmlns:wpg="http://schemas.microsoft.com/office/word/2010/wordprocessingGroup" xmlns:wpi="http://schemas.microsoft.com/office/word/2010/wordprocessingInk" xmlns:wne="http://schemas.microsoft.com/office/word/2006/wordml" xmlns:wps="http://schemas.microsoft.com/office/word/2010/wordprocessingShape" mc:Ignorable="w14 w15 w16se w16cid w16 w16cex w16sdtdh wp14">
+<w:hdr xmlns:wpc="http://schemas.microsoft.com/office/word/2010/wordprocessingCanvas" xmlns:cx="http://schemas.microsoft.com/office/drawing/2014/chartex" xmlns:cx1="http://schemas.microsoft.com/office/drawing/2015/9/8/chartex" xmlns:cx2="http://schemas.microsoft.com/office/drawing/2015/10/21/chartex" xmlns:cx3="http://schemas.microsoft.com/office/drawing/2016/5/9/chartex" xmlns:cx4="http://schemas.microsoft.com/office/drawing/2016/5/10/chartex" xmlns:cx5="http://schemas.microsoft.com/office/drawing/2016/5/11/chartex" xmlns:cx6="http://schemas.microsoft.com/office/drawing/2016/5/12/chartex" xmlns:cx7="http://schemas.microsoft.com/office/drawing/2016/5/13/chartex" xmlns:cx8="http://schemas.microsoft.com/office/drawing/2016/5/14/chartex" xmlns:mc="http://schemas.openxmlformats.org/markup-compatibility/2006" xmlns:aink="http://schemas.microsoft.com/office/drawing/2016/ink" xmlns:am3d="http://schemas.microsoft.com/office/drawing/2017/model3d" xmlns:o="urn:schemas-microsoft-com:office:office" xmlns:oel="http://schemas.microsoft.com/office/2019/extlst" xmlns:r="http://schemas.openxmlformats.org/officeDocument/2006/relationships" xmlns:m="http://schemas.openxmlformats.org/officeDocument/2006/math" xmlns:v="urn:schemas-microsoft-com:vml" xmlns:wp14="http://schemas.microsoft.com/office/word/2010/wordprocessingDrawing" xmlns:wp="http://schemas.openxmlformats.org/drawingml/2006/wordprocessingDrawing" xmlns:w10="urn:schemas-microsoft-com:office:word" xmlns:w="http://schemas.openxmlformats.org/wordprocessingml/2006/main" xmlns:w14="http://schemas.microsoft.com/office/word/2010/wordml" xmlns:w15="http://schemas.microsoft.com/office/word/2012/wordml" xmlns:w16cex="http://schemas.microsoft.com/office/word/2018/wordml/cex" xmlns:w16cid="http://schemas.microsoft.com/office/word/2016/wordml/cid" xmlns:w16="http://schemas.microsoft.com/office/word/2018/wordml" xmlns:w16du="http://schemas.microsoft.com/office/word/2023/wordml/word16du" xmlns:w16sdtdh="http://schemas.microsoft.com/office/word/2020/wordml/sdtdatahash" xmlns:w16sdtfl="http://schemas.microsoft.com/office/word/2024/wordml/sdtformatlock" xmlns:w16se="http://schemas.microsoft.com/office/word/2015/wordml/symex" xmlns:wpg="http://schemas.microsoft.com/office/word/2010/wordprocessingGroup" xmlns:wpi="http://schemas.microsoft.com/office/word/2010/wordprocessingInk" xmlns:wne="http://schemas.microsoft.com/office/word/2006/wordml" xmlns:wps="http://schemas.microsoft.com/office/word/2010/wordprocessingShape" mc:Ignorable="w14 w15 w16se w16cid w16 w16cex w16sdtdh w16sdtfl w16du wp14">
   <w:p>
     <w:pPr>
       <w:pStyle w:val="Header"/>
@@ -1832,7 +1943,7 @@
 </file>
 
 <file path=word/numbering.xml><?xml version="1.0" encoding="utf-8"?>
-<w:numbering xmlns:wpc="http://schemas.microsoft.com/office/word/2010/wordprocessingCanvas" xmlns:cx="http://schemas.microsoft.com/office/drawing/2014/chartex" xmlns:cx1="http://schemas.microsoft.com/office/drawing/2015/9/8/chartex" xmlns:cx2="http://schemas.microsoft.com/office/drawing/2015/10/21/chartex" xmlns:cx3="http://schemas.microsoft.com/office/drawing/2016/5/9/chartex" xmlns:cx4="http://schemas.microsoft.com/office/drawing/2016/5/10/chartex" xmlns:cx5="http://schemas.microsoft.com/office/drawing/2016/5/11/chartex" xmlns:cx6="http://schemas.microsoft.com/office/drawing/2016/5/12/chartex" xmlns:cx7="http://schemas.microsoft.com/office/drawing/2016/5/13/chartex" xmlns:cx8="http://schemas.microsoft.com/office/drawing/2016/5/14/chartex" xmlns:mc="http://schemas.openxmlformats.org/markup-compatibility/2006" xmlns:aink="http://schemas.microsoft.com/office/drawing/2016/ink" xmlns:am3d="http://schemas.microsoft.com/office/drawing/2017/model3d" xmlns:o="urn:schemas-microsoft-com:office:office" xmlns:r="http://schemas.openxmlformats.org/officeDocument/2006/relationships" xmlns:m="http://schemas.openxmlformats.org/officeDocument/2006/math" xmlns:v="urn:schemas-microsoft-com:vml" xmlns:wp14="http://schemas.microsoft.com/office/word/2010/wordprocessingDrawing" xmlns:wp="http://schemas.openxmlformats.org/drawingml/2006/wordprocessingDrawing" xmlns:w10="urn:schemas-microsoft-com:office:word" xmlns:w="http://schemas.openxmlformats.org/wordprocessingml/2006/main" xmlns:w14="http://schemas.microsoft.com/office/word/2010/wordml" xmlns:w15="http://schemas.microsoft.com/office/word/2012/wordml" xmlns:w16cex="http://schemas.microsoft.com/office/word/2018/wordml/cex" xmlns:w16cid="http://schemas.microsoft.com/office/word/2016/wordml/cid" xmlns:w16="http://schemas.microsoft.com/office/word/2018/wordml" xmlns:w16sdtdh="http://schemas.microsoft.com/office/word/2020/wordml/sdtdatahash" xmlns:w16se="http://schemas.microsoft.com/office/word/2015/wordml/symex" xmlns:wpg="http://schemas.microsoft.com/office/word/2010/wordprocessingGroup" xmlns:wpi="http://schemas.microsoft.com/office/word/2010/wordprocessingInk" xmlns:wne="http://schemas.microsoft.com/office/word/2006/wordml" xmlns:wps="http://schemas.microsoft.com/office/word/2010/wordprocessingShape" mc:Ignorable="w14 w15 w16se w16cid w16 w16cex w16sdtdh wp14">
+<w:numbering xmlns:wpc="http://schemas.microsoft.com/office/word/2010/wordprocessingCanvas" xmlns:cx="http://schemas.microsoft.com/office/drawing/2014/chartex" xmlns:cx1="http://schemas.microsoft.com/office/drawing/2015/9/8/chartex" xmlns:cx2="http://schemas.microsoft.com/office/drawing/2015/10/21/chartex" xmlns:cx3="http://schemas.microsoft.com/office/drawing/2016/5/9/chartex" xmlns:cx4="http://schemas.microsoft.com/office/drawing/2016/5/10/chartex" xmlns:cx5="http://schemas.microsoft.com/office/drawing/2016/5/11/chartex" xmlns:cx6="http://schemas.microsoft.com/office/drawing/2016/5/12/chartex" xmlns:cx7="http://schemas.microsoft.com/office/drawing/2016/5/13/chartex" xmlns:cx8="http://schemas.microsoft.com/office/drawing/2016/5/14/chartex" xmlns:mc="http://schemas.openxmlformats.org/markup-compatibility/2006" xmlns:aink="http://schemas.microsoft.com/office/drawing/2016/ink" xmlns:am3d="http://schemas.microsoft.com/office/drawing/2017/model3d" xmlns:o="urn:schemas-microsoft-com:office:office" xmlns:oel="http://schemas.microsoft.com/office/2019/extlst" xmlns:r="http://schemas.openxmlformats.org/officeDocument/2006/relationships" xmlns:m="http://schemas.openxmlformats.org/officeDocument/2006/math" xmlns:v="urn:schemas-microsoft-com:vml" xmlns:wp14="http://schemas.microsoft.com/office/word/2010/wordprocessingDrawing" xmlns:wp="http://schemas.openxmlformats.org/drawingml/2006/wordprocessingDrawing" xmlns:w10="urn:schemas-microsoft-com:office:word" xmlns:w="http://schemas.openxmlformats.org/wordprocessingml/2006/main" xmlns:w14="http://schemas.microsoft.com/office/word/2010/wordml" xmlns:w15="http://schemas.microsoft.com/office/word/2012/wordml" xmlns:w16cex="http://schemas.microsoft.com/office/word/2018/wordml/cex" xmlns:w16cid="http://schemas.microsoft.com/office/word/2016/wordml/cid" xmlns:w16="http://schemas.microsoft.com/office/word/2018/wordml" xmlns:w16du="http://schemas.microsoft.com/office/word/2023/wordml/word16du" xmlns:w16sdtdh="http://schemas.microsoft.com/office/word/2020/wordml/sdtdatahash" xmlns:w16sdtfl="http://schemas.microsoft.com/office/word/2024/wordml/sdtformatlock" xmlns:w16se="http://schemas.microsoft.com/office/word/2015/wordml/symex" xmlns:wpg="http://schemas.microsoft.com/office/word/2010/wordprocessingGroup" xmlns:wpi="http://schemas.microsoft.com/office/word/2010/wordprocessingInk" xmlns:wne="http://schemas.microsoft.com/office/word/2006/wordml" xmlns:wps="http://schemas.microsoft.com/office/word/2010/wordprocessingShape" mc:Ignorable="w14 w15 w16se w16cid w16 w16cex w16sdtdh w16sdtfl w16du wp14">
   <w:numPicBullet w:numPicBulletId="0">
     <w:pict>
       <v:shapetype id="_x0000_t75" coordsize="21600,21600" o:spt="75" o:preferrelative="t" path="m@4@5l@4@11@9@11@9@5xe" filled="f" stroked="f">
@@ -1854,21 +1965,21 @@
         <v:path o:extrusionok="f" gradientshapeok="t" o:connecttype="rect"/>
         <o:lock v:ext="edit" aspectratio="t"/>
       </v:shapetype>
-      <v:shape id="_x0000_i1051" type="#_x0000_t75" style="width:146pt;height:146pt" o:bullet="t">
+      <v:shape id="_x0000_i1650" type="#_x0000_t75" style="width:145.95pt;height:145.95pt" o:bullet="t">
         <v:imagedata r:id="rId1" o:title="cost"/>
       </v:shape>
     </w:pict>
   </w:numPicBullet>
   <w:numPicBullet w:numPicBulletId="1">
     <w:pict>
-      <v:shape id="_x0000_i1052" type="#_x0000_t75" style="width:442pt;height:442pt" o:bullet="t">
+      <v:shape id="_x0000_i1651" type="#_x0000_t75" style="width:441.8pt;height:441.8pt" o:bullet="t">
         <v:imagedata r:id="rId2" o:title="puce"/>
       </v:shape>
     </w:pict>
   </w:numPicBullet>
   <w:numPicBullet w:numPicBulletId="2">
     <w:pict>
-      <v:shape id="_x0000_i1053" type="#_x0000_t75" style="width:101.5pt;height:101.5pt" o:bullet="t">
+      <v:shape id="_x0000_i1652" type="#_x0000_t75" style="width:101.45pt;height:101.45pt" o:bullet="t">
         <v:imagedata r:id="rId3" o:title="point"/>
       </v:shape>
     </w:pict>
@@ -7861,154 +7972,154 @@
       </w:pPr>
     </w:lvl>
   </w:abstractNum>
-  <w:num w:numId="1">
+  <w:num w:numId="1" w16cid:durableId="881871152">
     <w:abstractNumId w:val="4"/>
   </w:num>
-  <w:num w:numId="2">
+  <w:num w:numId="2" w16cid:durableId="359281730">
     <w:abstractNumId w:val="18"/>
   </w:num>
-  <w:num w:numId="3">
+  <w:num w:numId="3" w16cid:durableId="442072817">
     <w:abstractNumId w:val="26"/>
   </w:num>
-  <w:num w:numId="4">
+  <w:num w:numId="4" w16cid:durableId="729615693">
     <w:abstractNumId w:val="16"/>
   </w:num>
-  <w:num w:numId="5">
+  <w:num w:numId="5" w16cid:durableId="235096579">
     <w:abstractNumId w:val="25"/>
   </w:num>
-  <w:num w:numId="6">
+  <w:num w:numId="6" w16cid:durableId="1605381227">
     <w:abstractNumId w:val="38"/>
   </w:num>
-  <w:num w:numId="7">
+  <w:num w:numId="7" w16cid:durableId="180434730">
     <w:abstractNumId w:val="28"/>
   </w:num>
-  <w:num w:numId="8">
+  <w:num w:numId="8" w16cid:durableId="259069039">
     <w:abstractNumId w:val="7"/>
   </w:num>
-  <w:num w:numId="9">
+  <w:num w:numId="9" w16cid:durableId="1396588">
     <w:abstractNumId w:val="27"/>
   </w:num>
-  <w:num w:numId="10">
+  <w:num w:numId="10" w16cid:durableId="930360857">
     <w:abstractNumId w:val="41"/>
   </w:num>
-  <w:num w:numId="11">
+  <w:num w:numId="11" w16cid:durableId="593587484">
     <w:abstractNumId w:val="39"/>
   </w:num>
-  <w:num w:numId="12">
+  <w:num w:numId="12" w16cid:durableId="534775885">
     <w:abstractNumId w:val="46"/>
   </w:num>
-  <w:num w:numId="13">
+  <w:num w:numId="13" w16cid:durableId="260526105">
     <w:abstractNumId w:val="6"/>
   </w:num>
-  <w:num w:numId="14">
+  <w:num w:numId="14" w16cid:durableId="1762988670">
     <w:abstractNumId w:val="43"/>
   </w:num>
-  <w:num w:numId="15">
+  <w:num w:numId="15" w16cid:durableId="1990598213">
     <w:abstractNumId w:val="12"/>
   </w:num>
-  <w:num w:numId="16">
+  <w:num w:numId="16" w16cid:durableId="182597953">
     <w:abstractNumId w:val="37"/>
   </w:num>
-  <w:num w:numId="17">
+  <w:num w:numId="17" w16cid:durableId="1193954255">
     <w:abstractNumId w:val="1"/>
   </w:num>
-  <w:num w:numId="18">
+  <w:num w:numId="18" w16cid:durableId="524831445">
     <w:abstractNumId w:val="5"/>
   </w:num>
-  <w:num w:numId="19">
+  <w:num w:numId="19" w16cid:durableId="1898735259">
     <w:abstractNumId w:val="24"/>
   </w:num>
-  <w:num w:numId="20">
+  <w:num w:numId="20" w16cid:durableId="1846363127">
     <w:abstractNumId w:val="17"/>
   </w:num>
-  <w:num w:numId="21">
+  <w:num w:numId="21" w16cid:durableId="668480241">
     <w:abstractNumId w:val="9"/>
   </w:num>
-  <w:num w:numId="22">
+  <w:num w:numId="22" w16cid:durableId="678043083">
     <w:abstractNumId w:val="19"/>
   </w:num>
-  <w:num w:numId="23">
+  <w:num w:numId="23" w16cid:durableId="1053117412">
     <w:abstractNumId w:val="14"/>
   </w:num>
-  <w:num w:numId="24">
+  <w:num w:numId="24" w16cid:durableId="1309165651">
     <w:abstractNumId w:val="48"/>
   </w:num>
-  <w:num w:numId="25">
+  <w:num w:numId="25" w16cid:durableId="1925644311">
     <w:abstractNumId w:val="10"/>
   </w:num>
-  <w:num w:numId="26">
+  <w:num w:numId="26" w16cid:durableId="503515049">
     <w:abstractNumId w:val="20"/>
   </w:num>
-  <w:num w:numId="27">
+  <w:num w:numId="27" w16cid:durableId="1741096881">
     <w:abstractNumId w:val="49"/>
   </w:num>
-  <w:num w:numId="28">
+  <w:num w:numId="28" w16cid:durableId="1161777962">
     <w:abstractNumId w:val="13"/>
   </w:num>
-  <w:num w:numId="29">
+  <w:num w:numId="29" w16cid:durableId="1316179756">
     <w:abstractNumId w:val="32"/>
   </w:num>
-  <w:num w:numId="30">
+  <w:num w:numId="30" w16cid:durableId="1953055490">
     <w:abstractNumId w:val="40"/>
   </w:num>
-  <w:num w:numId="31">
+  <w:num w:numId="31" w16cid:durableId="2054957997">
     <w:abstractNumId w:val="34"/>
   </w:num>
-  <w:num w:numId="32">
+  <w:num w:numId="32" w16cid:durableId="1787653315">
     <w:abstractNumId w:val="21"/>
   </w:num>
-  <w:num w:numId="33">
+  <w:num w:numId="33" w16cid:durableId="2023627587">
     <w:abstractNumId w:val="44"/>
   </w:num>
-  <w:num w:numId="34">
+  <w:num w:numId="34" w16cid:durableId="1418552786">
     <w:abstractNumId w:val="15"/>
   </w:num>
-  <w:num w:numId="35">
+  <w:num w:numId="35" w16cid:durableId="127556830">
     <w:abstractNumId w:val="35"/>
   </w:num>
-  <w:num w:numId="36">
+  <w:num w:numId="36" w16cid:durableId="236402059">
     <w:abstractNumId w:val="23"/>
   </w:num>
-  <w:num w:numId="37">
+  <w:num w:numId="37" w16cid:durableId="620042075">
     <w:abstractNumId w:val="36"/>
   </w:num>
-  <w:num w:numId="38">
+  <w:num w:numId="38" w16cid:durableId="1165973709">
     <w:abstractNumId w:val="22"/>
   </w:num>
-  <w:num w:numId="39">
+  <w:num w:numId="39" w16cid:durableId="1557007492">
     <w:abstractNumId w:val="8"/>
   </w:num>
-  <w:num w:numId="40">
+  <w:num w:numId="40" w16cid:durableId="150760946">
     <w:abstractNumId w:val="45"/>
   </w:num>
-  <w:num w:numId="41">
+  <w:num w:numId="41" w16cid:durableId="726028475">
     <w:abstractNumId w:val="31"/>
   </w:num>
-  <w:num w:numId="42">
+  <w:num w:numId="42" w16cid:durableId="915746766">
     <w:abstractNumId w:val="47"/>
   </w:num>
-  <w:num w:numId="43">
+  <w:num w:numId="43" w16cid:durableId="2001690348">
     <w:abstractNumId w:val="30"/>
   </w:num>
-  <w:num w:numId="44">
+  <w:num w:numId="44" w16cid:durableId="954562530">
     <w:abstractNumId w:val="3"/>
   </w:num>
-  <w:num w:numId="45">
+  <w:num w:numId="45" w16cid:durableId="775251850">
     <w:abstractNumId w:val="42"/>
   </w:num>
-  <w:num w:numId="46">
+  <w:num w:numId="46" w16cid:durableId="1048798469">
     <w:abstractNumId w:val="29"/>
   </w:num>
-  <w:num w:numId="47">
+  <w:num w:numId="47" w16cid:durableId="794837358">
     <w:abstractNumId w:val="2"/>
   </w:num>
-  <w:num w:numId="48">
+  <w:num w:numId="48" w16cid:durableId="573779676">
     <w:abstractNumId w:val="33"/>
   </w:num>
-  <w:num w:numId="49">
+  <w:num w:numId="49" w16cid:durableId="578710325">
     <w:abstractNumId w:val="0"/>
   </w:num>
-  <w:num w:numId="50">
+  <w:num w:numId="50" w16cid:durableId="395662464">
     <w:abstractNumId w:val="11"/>
   </w:num>
   <w:numIdMacAtCleanup w:val="4"/>
@@ -8016,7 +8127,7 @@
 </file>
 
 <file path=word/styles.xml><?xml version="1.0" encoding="utf-8"?>
-<w:styles xmlns:mc="http://schemas.openxmlformats.org/markup-compatibility/2006" xmlns:r="http://schemas.openxmlformats.org/officeDocument/2006/relationships" xmlns:w="http://schemas.openxmlformats.org/wordprocessingml/2006/main" xmlns:w14="http://schemas.microsoft.com/office/word/2010/wordml" xmlns:w15="http://schemas.microsoft.com/office/word/2012/wordml" xmlns:w16cex="http://schemas.microsoft.com/office/word/2018/wordml/cex" xmlns:w16cid="http://schemas.microsoft.com/office/word/2016/wordml/cid" xmlns:w16="http://schemas.microsoft.com/office/word/2018/wordml" xmlns:w16sdtdh="http://schemas.microsoft.com/office/word/2020/wordml/sdtdatahash" xmlns:w16se="http://schemas.microsoft.com/office/word/2015/wordml/symex" mc:Ignorable="w14 w15 w16se w16cid w16 w16cex w16sdtdh">
+<w:styles xmlns:mc="http://schemas.openxmlformats.org/markup-compatibility/2006" xmlns:r="http://schemas.openxmlformats.org/officeDocument/2006/relationships" xmlns:w="http://schemas.openxmlformats.org/wordprocessingml/2006/main" xmlns:w14="http://schemas.microsoft.com/office/word/2010/wordml" xmlns:w15="http://schemas.microsoft.com/office/word/2012/wordml" xmlns:w16cex="http://schemas.microsoft.com/office/word/2018/wordml/cex" xmlns:w16cid="http://schemas.microsoft.com/office/word/2016/wordml/cid" xmlns:w16="http://schemas.microsoft.com/office/word/2018/wordml" xmlns:w16du="http://schemas.microsoft.com/office/word/2023/wordml/word16du" xmlns:w16sdtdh="http://schemas.microsoft.com/office/word/2020/wordml/sdtdatahash" xmlns:w16sdtfl="http://schemas.microsoft.com/office/word/2024/wordml/sdtformatlock" xmlns:w16se="http://schemas.microsoft.com/office/word/2015/wordml/symex" mc:Ignorable="w14 w15 w16se w16cid w16 w16cex w16sdtdh w16sdtfl w16du">
   <w:docDefaults>
     <w:rPrDefault>
       <w:rPr>
